--- a/docs/课程任务/项目参考材料/数据集查找与补充任务说明（组员版）.docx
+++ b/docs/课程任务/项目参考材料/数据集查找与补充任务说明（组员版）.docx
@@ -241,7 +241,7 @@
                 <w:rFonts w:ascii="Times New Roman" w:hAnsi="Times New Roman" w:eastAsia="宋体"/>
                 <w:sz w:val="19"/>
               </w:rPr>
-              <w:t>本周内提交候选数据集登记表；下周完成下载、统计与抽样截图</w:t>
+              <w:t>候选数据集登记表与抽样截图；远距离方向已完成候选评估，其余方向待补</w:t>
             </w:r>
           </w:p>
         </w:tc>
@@ -287,7 +287,7 @@
                 <w:rFonts w:ascii="Times New Roman" w:hAnsi="Times New Roman" w:eastAsia="宋体"/>
                 <w:sz w:val="19"/>
               </w:rPr>
-              <w:t>v1.0 / 2026 年 9 月 10 日</w:t>
+              <w:t>v1.1 / 2026 年 10 月 8 日（v1.0 于 2026-09-10）</w:t>
             </w:r>
           </w:p>
         </w:tc>
@@ -761,7 +761,653 @@
         <w:pStyle w:val="Heading1"/>
       </w:pPr>
       <w:r>
-        <w:t>2. 要找的四类数据</w:t>
+        <w:t>2. 当前进展与剩余任务（2026-10-08）</w:t>
+      </w:r>
+    </w:p>
+    <w:p>
+      <w:pPr>
+        <w:ind w:firstLine="420"/>
+      </w:pPr>
+      <w:r>
+        <w:rPr>
+          <w:rFonts w:ascii="Times New Roman" w:hAnsi="Times New Roman" w:eastAsia="宋体"/>
+          <w:b w:val="0"/>
+          <w:sz w:val="21"/>
+        </w:rPr>
+        <w:t>远距离 / 林区方向已经提交候选评估（《远距离林区烟雾数据集候选》，2026-09-17），结论如下：</w:t>
+      </w:r>
+    </w:p>
+    <w:tbl>
+      <w:tblPr>
+        <w:tblStyle w:val="TableGrid"/>
+        <w:tblW w:type="auto" w:w="0"/>
+        <w:jc w:val="center"/>
+        <w:tblLayout w:type="fixed"/>
+        <w:tblLook w:firstColumn="1" w:firstRow="1" w:lastColumn="0" w:lastRow="0" w:noHBand="0" w:noVBand="1" w:val="04A0"/>
+        <w:tblW w:w="8731" w:type="dxa"/>
+        <w:tblLayout w:type="fixed"/>
+        <w:tblCellMar>
+          <w:top w:w="60" w:type="dxa"/>
+          <w:left w:w="100" w:type="dxa"/>
+          <w:bottom w:w="60" w:type="dxa"/>
+          <w:right w:w="100" w:type="dxa"/>
+        </w:tblCellMar>
+      </w:tblPr>
+      <w:tblGrid>
+        <w:gridCol w:w="1814"/>
+        <w:gridCol w:w="1247"/>
+        <w:gridCol w:w="2154"/>
+        <w:gridCol w:w="1587"/>
+        <w:gridCol w:w="1247"/>
+        <w:gridCol w:w="680"/>
+      </w:tblGrid>
+      <w:tr>
+        <w:tc>
+          <w:tcPr>
+            <w:tcW w:type="dxa" w:w="1814"/>
+            <w:vAlign w:val="center"/>
+            <w:shd w:val="clear" w:color="auto" w:fill="1F4D78"/>
+          </w:tcPr>
+          <w:p>
+            <w:pPr>
+              <w:ind w:firstLine="0"/>
+              <w:jc w:val="center"/>
+            </w:pPr>
+            <w:r/>
+            <w:r>
+              <w:rPr>
+                <w:rFonts w:ascii="Times New Roman" w:hAnsi="Times New Roman" w:eastAsia="黑体"/>
+                <w:b/>
+                <w:color w:val="FFFFFF"/>
+                <w:sz w:val="19"/>
+              </w:rPr>
+              <w:t>候选数据集</w:t>
+            </w:r>
+          </w:p>
+        </w:tc>
+        <w:tc>
+          <w:tcPr>
+            <w:tcW w:type="dxa" w:w="1247"/>
+            <w:vAlign w:val="center"/>
+            <w:shd w:val="clear" w:color="auto" w:fill="1F4D78"/>
+          </w:tcPr>
+          <w:p>
+            <w:pPr>
+              <w:ind w:firstLine="0"/>
+              <w:jc w:val="center"/>
+            </w:pPr>
+            <w:r/>
+            <w:r>
+              <w:rPr>
+                <w:rFonts w:ascii="Times New Roman" w:hAnsi="Times New Roman" w:eastAsia="黑体"/>
+                <w:b/>
+                <w:color w:val="FFFFFF"/>
+                <w:sz w:val="19"/>
+              </w:rPr>
+              <w:t>场景</w:t>
+            </w:r>
+          </w:p>
+        </w:tc>
+        <w:tc>
+          <w:tcPr>
+            <w:tcW w:type="dxa" w:w="2154"/>
+            <w:vAlign w:val="center"/>
+            <w:shd w:val="clear" w:color="auto" w:fill="1F4D78"/>
+          </w:tcPr>
+          <w:p>
+            <w:pPr>
+              <w:ind w:firstLine="0"/>
+              <w:jc w:val="center"/>
+            </w:pPr>
+            <w:r/>
+            <w:r>
+              <w:rPr>
+                <w:rFonts w:ascii="Times New Roman" w:hAnsi="Times New Roman" w:eastAsia="黑体"/>
+                <w:b/>
+                <w:color w:val="FFFFFF"/>
+                <w:sz w:val="19"/>
+              </w:rPr>
+              <w:t>规模</w:t>
+            </w:r>
+          </w:p>
+        </w:tc>
+        <w:tc>
+          <w:tcPr>
+            <w:tcW w:type="dxa" w:w="1587"/>
+            <w:vAlign w:val="center"/>
+            <w:shd w:val="clear" w:color="auto" w:fill="1F4D78"/>
+          </w:tcPr>
+          <w:p>
+            <w:pPr>
+              <w:ind w:firstLine="0"/>
+              <w:jc w:val="center"/>
+            </w:pPr>
+            <w:r/>
+            <w:r>
+              <w:rPr>
+                <w:rFonts w:ascii="Times New Roman" w:hAnsi="Times New Roman" w:eastAsia="黑体"/>
+                <w:b/>
+                <w:color w:val="FFFFFF"/>
+                <w:sz w:val="19"/>
+              </w:rPr>
+              <w:t>标注</w:t>
+            </w:r>
+          </w:p>
+        </w:tc>
+        <w:tc>
+          <w:tcPr>
+            <w:tcW w:type="dxa" w:w="1247"/>
+            <w:vAlign w:val="center"/>
+            <w:shd w:val="clear" w:color="auto" w:fill="1F4D78"/>
+          </w:tcPr>
+          <w:p>
+            <w:pPr>
+              <w:ind w:firstLine="0"/>
+              <w:jc w:val="center"/>
+            </w:pPr>
+            <w:r/>
+            <w:r>
+              <w:rPr>
+                <w:rFonts w:ascii="Times New Roman" w:hAnsi="Times New Roman" w:eastAsia="黑体"/>
+                <w:b/>
+                <w:color w:val="FFFFFF"/>
+                <w:sz w:val="19"/>
+              </w:rPr>
+              <w:t>许可</w:t>
+            </w:r>
+          </w:p>
+        </w:tc>
+        <w:tc>
+          <w:tcPr>
+            <w:tcW w:type="dxa" w:w="680"/>
+            <w:vAlign w:val="center"/>
+            <w:shd w:val="clear" w:color="auto" w:fill="1F4D78"/>
+          </w:tcPr>
+          <w:p>
+            <w:pPr>
+              <w:ind w:firstLine="0"/>
+              <w:jc w:val="center"/>
+            </w:pPr>
+            <w:r/>
+            <w:r>
+              <w:rPr>
+                <w:rFonts w:ascii="Times New Roman" w:hAnsi="Times New Roman" w:eastAsia="黑体"/>
+                <w:b/>
+                <w:color w:val="FFFFFF"/>
+                <w:sz w:val="19"/>
+              </w:rPr>
+              <w:t>结论</w:t>
+            </w:r>
+          </w:p>
+        </w:tc>
+      </w:tr>
+      <w:tr>
+        <w:tc>
+          <w:tcPr>
+            <w:tcW w:type="dxa" w:w="1814"/>
+            <w:vAlign w:val="center"/>
+          </w:tcPr>
+          <w:p>
+            <w:pPr>
+              <w:spacing w:line="300" w:lineRule="auto"/>
+              <w:ind w:firstLine="0"/>
+              <w:jc w:val="center"/>
+            </w:pPr>
+            <w:r/>
+            <w:r>
+              <w:rPr>
+                <w:rFonts w:ascii="Times New Roman" w:hAnsi="Times New Roman" w:eastAsia="宋体"/>
+                <w:sz w:val="19"/>
+              </w:rPr>
+              <w:t>WSDataset（Wildfire Smoke Detection）</w:t>
+            </w:r>
+          </w:p>
+        </w:tc>
+        <w:tc>
+          <w:tcPr>
+            <w:tcW w:type="dxa" w:w="1247"/>
+            <w:vAlign w:val="center"/>
+          </w:tcPr>
+          <w:p>
+            <w:pPr>
+              <w:spacing w:line="300" w:lineRule="auto"/>
+              <w:ind w:firstLine="0"/>
+              <w:jc w:val="left"/>
+            </w:pPr>
+            <w:r/>
+            <w:r>
+              <w:rPr>
+                <w:rFonts w:ascii="Times New Roman" w:hAnsi="Times New Roman" w:eastAsia="宋体"/>
+                <w:sz w:val="19"/>
+              </w:rPr>
+              <w:t>越南林区高位监控</w:t>
+            </w:r>
+          </w:p>
+        </w:tc>
+        <w:tc>
+          <w:tcPr>
+            <w:tcW w:type="dxa" w:w="2154"/>
+            <w:vAlign w:val="center"/>
+          </w:tcPr>
+          <w:p>
+            <w:pPr>
+              <w:spacing w:line="300" w:lineRule="auto"/>
+              <w:ind w:firstLine="0"/>
+              <w:jc w:val="left"/>
+            </w:pPr>
+            <w:r/>
+            <w:r>
+              <w:rPr>
+                <w:rFonts w:ascii="Times New Roman" w:hAnsi="Times New Roman" w:eastAsia="宋体"/>
+                <w:sz w:val="19"/>
+              </w:rPr>
+              <w:t>11,539 烟雾正帧 + 约 13k 非烟帧，源自 127 段视频</w:t>
+            </w:r>
+          </w:p>
+        </w:tc>
+        <w:tc>
+          <w:tcPr>
+            <w:tcW w:type="dxa" w:w="1587"/>
+            <w:vAlign w:val="center"/>
+          </w:tcPr>
+          <w:p>
+            <w:pPr>
+              <w:spacing w:line="300" w:lineRule="auto"/>
+              <w:ind w:firstLine="0"/>
+              <w:jc w:val="left"/>
+            </w:pPr>
+            <w:r/>
+            <w:r>
+              <w:rPr>
+                <w:rFonts w:ascii="Times New Roman" w:hAnsi="Times New Roman" w:eastAsia="宋体"/>
+                <w:sz w:val="19"/>
+              </w:rPr>
+              <w:t>烟雾 bbox + 负样本</w:t>
+            </w:r>
+          </w:p>
+        </w:tc>
+        <w:tc>
+          <w:tcPr>
+            <w:tcW w:type="dxa" w:w="1247"/>
+            <w:vAlign w:val="center"/>
+          </w:tcPr>
+          <w:p>
+            <w:pPr>
+              <w:spacing w:line="300" w:lineRule="auto"/>
+              <w:ind w:firstLine="0"/>
+              <w:jc w:val="left"/>
+            </w:pPr>
+            <w:r/>
+            <w:r>
+              <w:rPr>
+                <w:rFonts w:ascii="Times New Roman" w:hAnsi="Times New Roman" w:eastAsia="宋体"/>
+                <w:sz w:val="19"/>
+              </w:rPr>
+              <w:t>MIT</w:t>
+            </w:r>
+          </w:p>
+        </w:tc>
+        <w:tc>
+          <w:tcPr>
+            <w:tcW w:type="dxa" w:w="680"/>
+            <w:vAlign w:val="center"/>
+          </w:tcPr>
+          <w:p>
+            <w:pPr>
+              <w:spacing w:line="300" w:lineRule="auto"/>
+              <w:ind w:firstLine="0"/>
+              <w:jc w:val="left"/>
+            </w:pPr>
+            <w:r/>
+            <w:r>
+              <w:rPr>
+                <w:rFonts w:ascii="Times New Roman" w:hAnsi="Times New Roman" w:eastAsia="宋体"/>
+                <w:sz w:val="19"/>
+              </w:rPr>
+              <w:t>优先</w:t>
+            </w:r>
+          </w:p>
+        </w:tc>
+      </w:tr>
+      <w:tr>
+        <w:tc>
+          <w:tcPr>
+            <w:tcW w:type="dxa" w:w="1814"/>
+            <w:vAlign w:val="center"/>
+            <w:shd w:val="clear" w:color="auto" w:fill="F2F5F9"/>
+          </w:tcPr>
+          <w:p>
+            <w:pPr>
+              <w:spacing w:line="300" w:lineRule="auto"/>
+              <w:ind w:firstLine="0"/>
+              <w:jc w:val="center"/>
+            </w:pPr>
+            <w:r/>
+            <w:r>
+              <w:rPr>
+                <w:rFonts w:ascii="Times New Roman" w:hAnsi="Times New Roman" w:eastAsia="宋体"/>
+                <w:sz w:val="19"/>
+              </w:rPr>
+              <w:t>HPWREN FIgLib + AI For Mankind 标注版</w:t>
+            </w:r>
+          </w:p>
+        </w:tc>
+        <w:tc>
+          <w:tcPr>
+            <w:tcW w:type="dxa" w:w="1247"/>
+            <w:vAlign w:val="center"/>
+            <w:shd w:val="clear" w:color="auto" w:fill="F2F5F9"/>
+          </w:tcPr>
+          <w:p>
+            <w:pPr>
+              <w:spacing w:line="300" w:lineRule="auto"/>
+              <w:ind w:firstLine="0"/>
+              <w:jc w:val="left"/>
+            </w:pPr>
+            <w:r/>
+            <w:r>
+              <w:rPr>
+                <w:rFonts w:ascii="Times New Roman" w:hAnsi="Times New Roman" w:eastAsia="宋体"/>
+                <w:sz w:val="19"/>
+              </w:rPr>
+              <w:t>南加州山顶固定监控</w:t>
+            </w:r>
+          </w:p>
+        </w:tc>
+        <w:tc>
+          <w:tcPr>
+            <w:tcW w:type="dxa" w:w="2154"/>
+            <w:vAlign w:val="center"/>
+            <w:shd w:val="clear" w:color="auto" w:fill="F2F5F9"/>
+          </w:tcPr>
+          <w:p>
+            <w:pPr>
+              <w:spacing w:line="300" w:lineRule="auto"/>
+              <w:ind w:firstLine="0"/>
+              <w:jc w:val="left"/>
+            </w:pPr>
+            <w:r/>
+            <w:r>
+              <w:rPr>
+                <w:rFonts w:ascii="Times New Roman" w:hAnsi="Times New Roman" w:eastAsia="宋体"/>
+                <w:sz w:val="19"/>
+              </w:rPr>
+              <w:t>官网 518 序列；AI4Mankind v2 共 2,192 张 bbox 图</w:t>
+            </w:r>
+          </w:p>
+        </w:tc>
+        <w:tc>
+          <w:tcPr>
+            <w:tcW w:type="dxa" w:w="1587"/>
+            <w:vAlign w:val="center"/>
+            <w:shd w:val="clear" w:color="auto" w:fill="F2F5F9"/>
+          </w:tcPr>
+          <w:p>
+            <w:pPr>
+              <w:spacing w:line="300" w:lineRule="auto"/>
+              <w:ind w:firstLine="0"/>
+              <w:jc w:val="left"/>
+            </w:pPr>
+            <w:r/>
+            <w:r>
+              <w:rPr>
+                <w:rFonts w:ascii="Times New Roman" w:hAnsi="Times New Roman" w:eastAsia="宋体"/>
+                <w:sz w:val="19"/>
+              </w:rPr>
+              <w:t>时序 smoke/no-smoke；部分 Pascal VOC</w:t>
+            </w:r>
+          </w:p>
+        </w:tc>
+        <w:tc>
+          <w:tcPr>
+            <w:tcW w:type="dxa" w:w="1247"/>
+            <w:vAlign w:val="center"/>
+            <w:shd w:val="clear" w:color="auto" w:fill="F2F5F9"/>
+          </w:tcPr>
+          <w:p>
+            <w:pPr>
+              <w:spacing w:line="300" w:lineRule="auto"/>
+              <w:ind w:firstLine="0"/>
+              <w:jc w:val="left"/>
+            </w:pPr>
+            <w:r/>
+            <w:r>
+              <w:rPr>
+                <w:rFonts w:ascii="Times New Roman" w:hAnsi="Times New Roman" w:eastAsia="宋体"/>
+                <w:sz w:val="19"/>
+              </w:rPr>
+              <w:t>需署名；bbox 版 CC BY-NC-SA 4.0</w:t>
+            </w:r>
+          </w:p>
+        </w:tc>
+        <w:tc>
+          <w:tcPr>
+            <w:tcW w:type="dxa" w:w="680"/>
+            <w:vAlign w:val="center"/>
+            <w:shd w:val="clear" w:color="auto" w:fill="F2F5F9"/>
+          </w:tcPr>
+          <w:p>
+            <w:pPr>
+              <w:spacing w:line="300" w:lineRule="auto"/>
+              <w:ind w:firstLine="0"/>
+              <w:jc w:val="left"/>
+            </w:pPr>
+            <w:r/>
+            <w:r>
+              <w:rPr>
+                <w:rFonts w:ascii="Times New Roman" w:hAnsi="Times New Roman" w:eastAsia="宋体"/>
+                <w:sz w:val="19"/>
+              </w:rPr>
+              <w:t>优先</w:t>
+            </w:r>
+          </w:p>
+        </w:tc>
+      </w:tr>
+      <w:tr>
+        <w:tc>
+          <w:tcPr>
+            <w:tcW w:type="dxa" w:w="1814"/>
+            <w:vAlign w:val="center"/>
+          </w:tcPr>
+          <w:p>
+            <w:pPr>
+              <w:spacing w:line="300" w:lineRule="auto"/>
+              <w:ind w:firstLine="0"/>
+              <w:jc w:val="center"/>
+            </w:pPr>
+            <w:r/>
+            <w:r>
+              <w:rPr>
+                <w:rFonts w:ascii="Times New Roman" w:hAnsi="Times New Roman" w:eastAsia="宋体"/>
+                <w:sz w:val="19"/>
+              </w:rPr>
+              <w:t>Boreal Forest Fire</w:t>
+            </w:r>
+          </w:p>
+        </w:tc>
+        <w:tc>
+          <w:tcPr>
+            <w:tcW w:type="dxa" w:w="1247"/>
+            <w:vAlign w:val="center"/>
+          </w:tcPr>
+          <w:p>
+            <w:pPr>
+              <w:spacing w:line="300" w:lineRule="auto"/>
+              <w:ind w:firstLine="0"/>
+              <w:jc w:val="left"/>
+            </w:pPr>
+            <w:r/>
+            <w:r>
+              <w:rPr>
+                <w:rFonts w:ascii="Times New Roman" w:hAnsi="Times New Roman" w:eastAsia="宋体"/>
+                <w:sz w:val="19"/>
+              </w:rPr>
+              <w:t>芬兰林区 UAV</w:t>
+            </w:r>
+          </w:p>
+        </w:tc>
+        <w:tc>
+          <w:tcPr>
+            <w:tcW w:type="dxa" w:w="2154"/>
+            <w:vAlign w:val="center"/>
+          </w:tcPr>
+          <w:p>
+            <w:pPr>
+              <w:spacing w:line="300" w:lineRule="auto"/>
+              <w:ind w:firstLine="0"/>
+              <w:jc w:val="left"/>
+            </w:pPr>
+            <w:r/>
+            <w:r>
+              <w:rPr>
+                <w:rFonts w:ascii="Times New Roman" w:hAnsi="Times New Roman" w:eastAsia="宋体"/>
+                <w:sz w:val="19"/>
+              </w:rPr>
+              <w:t>4,954 bbox 图 + 288 段 4K 视频</w:t>
+            </w:r>
+          </w:p>
+        </w:tc>
+        <w:tc>
+          <w:tcPr>
+            <w:tcW w:type="dxa" w:w="1587"/>
+            <w:vAlign w:val="center"/>
+          </w:tcPr>
+          <w:p>
+            <w:pPr>
+              <w:spacing w:line="300" w:lineRule="auto"/>
+              <w:ind w:firstLine="0"/>
+              <w:jc w:val="left"/>
+            </w:pPr>
+            <w:r/>
+            <w:r>
+              <w:rPr>
+                <w:rFonts w:ascii="Times New Roman" w:hAnsi="Times New Roman" w:eastAsia="宋体"/>
+                <w:sz w:val="19"/>
+              </w:rPr>
+              <w:t>YOLO bbox + 视频二分类 + 分割</w:t>
+            </w:r>
+          </w:p>
+        </w:tc>
+        <w:tc>
+          <w:tcPr>
+            <w:tcW w:type="dxa" w:w="1247"/>
+            <w:vAlign w:val="center"/>
+          </w:tcPr>
+          <w:p>
+            <w:pPr>
+              <w:spacing w:line="300" w:lineRule="auto"/>
+              <w:ind w:firstLine="0"/>
+              <w:jc w:val="left"/>
+            </w:pPr>
+            <w:r/>
+            <w:r>
+              <w:rPr>
+                <w:rFonts w:ascii="Times New Roman" w:hAnsi="Times New Roman" w:eastAsia="宋体"/>
+                <w:sz w:val="19"/>
+              </w:rPr>
+              <w:t>CC BY 4.0</w:t>
+            </w:r>
+          </w:p>
+        </w:tc>
+        <w:tc>
+          <w:tcPr>
+            <w:tcW w:type="dxa" w:w="680"/>
+            <w:vAlign w:val="center"/>
+          </w:tcPr>
+          <w:p>
+            <w:pPr>
+              <w:spacing w:line="300" w:lineRule="auto"/>
+              <w:ind w:firstLine="0"/>
+              <w:jc w:val="left"/>
+            </w:pPr>
+            <w:r/>
+            <w:r>
+              <w:rPr>
+                <w:rFonts w:ascii="Times New Roman" w:hAnsi="Times New Roman" w:eastAsia="宋体"/>
+                <w:sz w:val="19"/>
+              </w:rPr>
+              <w:t>备用</w:t>
+            </w:r>
+          </w:p>
+        </w:tc>
+      </w:tr>
+    </w:tbl>
+    <w:p>
+      <w:pPr>
+        <w:ind w:firstLine="420"/>
+      </w:pPr>
+      <w:r>
+        <w:rPr>
+          <w:rFonts w:ascii="Times New Roman" w:hAnsi="Times New Roman" w:eastAsia="宋体"/>
+          <w:b w:val="0"/>
+          <w:sz w:val="21"/>
+        </w:rPr>
+        <w:t>四类数据里，**远距离小目标（P0）已经找到可用候选**；其余仍未完成：</w:t>
+      </w:r>
+    </w:p>
+    <w:p>
+      <w:pPr>
+        <w:pStyle w:val="ListNumber"/>
+      </w:pPr>
+      <w:r>
+        <w:rPr>
+          <w:rFonts w:ascii="Times New Roman" w:hAnsi="Times New Roman" w:eastAsia="宋体"/>
+        </w:rPr>
+        <w:t>烟类标注数据（P0）：候选已找到，但尚未完成下载、统计与登记；</w:t>
+      </w:r>
+    </w:p>
+    <w:p>
+      <w:pPr>
+        <w:pStyle w:val="ListNumber"/>
+      </w:pPr>
+      <w:r>
+        <w:rPr>
+          <w:rFonts w:ascii="Times New Roman" w:hAnsi="Times New Roman" w:eastAsia="宋体"/>
+        </w:rPr>
+        <w:t>困难负样本（P1）：云、雾、夕阳、灯光、蒸汽等每类不少于 100 张，尚未提交；</w:t>
+      </w:r>
+    </w:p>
+    <w:p>
+      <w:pPr>
+        <w:pStyle w:val="ListNumber"/>
+      </w:pPr>
+      <w:r>
+        <w:rPr>
+          <w:rFonts w:ascii="Times New Roman" w:hAnsi="Times New Roman" w:eastAsia="宋体"/>
+        </w:rPr>
+        <w:t>场景多样性数据（P1）：夜间、雨雾天、室内外不同机位，尚未提交；</w:t>
+      </w:r>
+    </w:p>
+    <w:p>
+      <w:pPr>
+        <w:pStyle w:val="ListNumber"/>
+      </w:pPr>
+      <w:r>
+        <w:rPr>
+          <w:rFonts w:ascii="Times New Roman" w:hAnsi="Times New Roman" w:eastAsia="宋体"/>
+        </w:rPr>
+        <w:t>数据集登记表与抽样截图：目前只有远距离方向的候选评估，登记表与抽样截图还没做。</w:t>
+      </w:r>
+    </w:p>
+    <w:p>
+      <w:pPr>
+        <w:ind w:firstLine="420"/>
+      </w:pPr>
+      <w:r>
+        <w:rPr>
+          <w:rFonts w:ascii="Times New Roman" w:hAnsi="Times New Roman" w:eastAsia="宋体"/>
+          <w:b w:val="0"/>
+          <w:sz w:val="21"/>
+        </w:rPr>
+        <w:t>下一步：按第 8 节的分工补齐两类 P1 数据，并把三个优先候选完成下载、统计与登记；全部到齐后由蔡俊杰出"数据集 v2 方案"，再启动清洗与防泄漏重划分。</w:t>
+      </w:r>
+    </w:p>
+    <w:p>
+      <w:pPr>
+        <w:pStyle w:val="Heading1"/>
+      </w:pPr>
+      <w:r>
+        <w:t>3. 要找的四类数据</w:t>
       </w:r>
     </w:p>
     <w:tbl>
@@ -1238,7 +1884,7 @@
         <w:pStyle w:val="Heading1"/>
       </w:pPr>
       <w:r>
-        <w:t>3. 去哪里找（渠道与关键词）</w:t>
+        <w:t>4. 去哪里找（渠道与关键词）</w:t>
       </w:r>
     </w:p>
     <w:tbl>
@@ -1683,7 +2329,7 @@
         <w:pStyle w:val="Heading1"/>
       </w:pPr>
       <w:r>
-        <w:t>4. 数据集准入标准（找到后先自查）</w:t>
+        <w:t>5. 数据集准入标准（找到后先自查）</w:t>
       </w:r>
     </w:p>
     <w:tbl>
@@ -2248,7 +2894,7 @@
         <w:pStyle w:val="Heading1"/>
       </w:pPr>
       <w:r>
-        <w:t>5. 下载、存放与登记规范</w:t>
+        <w:t>6. 下载、存放与登记规范</w:t>
       </w:r>
     </w:p>
     <w:p>
@@ -2333,7 +2979,7 @@
         <w:pStyle w:val="Heading1"/>
       </w:pPr>
       <w:r>
-        <w:t>6. 交付物与验收标准</w:t>
+        <w:t>7. 交付物与验收标准</w:t>
       </w:r>
     </w:p>
     <w:tbl>
@@ -2765,7 +3411,7 @@
         <w:pStyle w:val="Heading1"/>
       </w:pPr>
       <w:r>
-        <w:t>7. 分工与时间安排</w:t>
+        <w:t>8. 分工与时间安排</w:t>
       </w:r>
     </w:p>
     <w:tbl>
@@ -2965,7 +3611,7 @@
                 <w:rFonts w:ascii="Times New Roman" w:hAnsi="Times New Roman" w:eastAsia="宋体"/>
                 <w:sz w:val="19"/>
               </w:rPr>
-              <w:t>本周提交候选，下周完成统计</w:t>
+              <w:t>该方向已提交候选评估（09-17）；待完成下载、统计与登记</w:t>
             </w:r>
           </w:p>
         </w:tc>
@@ -3055,7 +3701,7 @@
                 <w:rFonts w:ascii="Times New Roman" w:hAnsi="Times New Roman" w:eastAsia="宋体"/>
                 <w:sz w:val="19"/>
               </w:rPr>
-              <w:t>本周提交候选，下周完成统计</w:t>
+              <w:t>待提交候选（含许可与类别核对）</w:t>
             </w:r>
           </w:p>
         </w:tc>
@@ -3141,7 +3787,7 @@
                 <w:rFonts w:ascii="Times New Roman" w:hAnsi="Times New Roman" w:eastAsia="宋体"/>
                 <w:sz w:val="19"/>
               </w:rPr>
-              <w:t>本周先建登记表，随查找进度更新</w:t>
+              <w:t>待提交；登记表尚未建立</w:t>
             </w:r>
           </w:p>
         </w:tc>
@@ -3231,7 +3877,7 @@
                 <w:rFonts w:ascii="Times New Roman" w:hAnsi="Times New Roman" w:eastAsia="宋体"/>
                 <w:sz w:val="19"/>
               </w:rPr>
-              <w:t>收到候选后 3 天内给出结论</w:t>
+              <w:t>待候选到齐后出结论</w:t>
             </w:r>
           </w:p>
         </w:tc>
@@ -3255,7 +3901,7 @@
         <w:pStyle w:val="Heading1"/>
       </w:pPr>
       <w:r>
-        <w:t>8. 常见问题</w:t>
+        <w:t>9. 常见问题</w:t>
       </w:r>
     </w:p>
     <w:tbl>
